--- a/exams/물리학및실험2/물리학및실험2 기말고사.docx
+++ b/exams/물리학및실험2/물리학및실험2 기말고사.docx
@@ -15,7 +15,7 @@
         <w:rPr>
           <w:rFonts w:hint="eastAsia"/>
         </w:rPr>
-        <w:t xml:space="preserve">1. 처음에 R의 저항과 코일만 있었는데, 2R의 저항이 추가가 되었다. </w:t>
+        <w:t>1. 처음에 R의 저항과 코일만 있었는데, 2R의 저항이 추가가 되었다.</w:t>
       </w:r>
     </w:p>
     <w:p>
@@ -39,7 +39,7 @@
         <w:rPr>
           <w:rFonts w:hint="eastAsia"/>
         </w:rPr>
-        <w:t xml:space="preserve">(3) i(t) 에 대한 식은 어떻게 변화하는가? </w:t>
+        <w:t>(3) i(t) 에 대한 식은 어떻게 변화하는가?</w:t>
       </w:r>
     </w:p>
     <w:p>
@@ -268,7 +268,7 @@
         <w:rPr>
           <w:rFonts w:hint="eastAsia"/>
         </w:rPr>
-        <w:t xml:space="preserve">6. 1.22 그거 이용하는거 나왔음. 자세히 기억안나는데 예제랑 비슷한듯 </w:t>
+        <w:t>6. 1.22 그거 이용하는거 나왔음. 자세히 기억안나는데 예제랑 비슷한듯</w:t>
       </w:r>
     </w:p>
     <w:sectPr>
